--- a/项目问题.docx
+++ b/项目问题.docx
@@ -364,15 +364,7 @@
         <w:rPr>
           <w:rFonts w:hint="eastAsia"/>
         </w:rPr>
-        <w:t>你现在的SPPF_only就是只把原始 SPPF 换成SC_DFF_</w:t>
-      </w:r>
-      <w:bookmarkStart w:id="0" w:name="_GoBack"/>
-      <w:bookmarkEnd w:id="0"/>
-      <w:r>
-        <w:rPr>
-          <w:rFonts w:hint="eastAsia"/>
-        </w:rPr>
-        <w:t>SPPF，C3k2 不动。</w:t>
+        <w:t>你现在的SPPF_only就是只把原始 SPPF 换成SC_DFF_SPPF，C3k2 不动。</w:t>
       </w:r>
     </w:p>
     <w:p>
@@ -4289,6 +4281,342 @@
       <w:pPr>
         <w:rPr>
           <w:rFonts w:hint="eastAsia"/>
+        </w:rPr>
+      </w:pPr>
+    </w:p>
+    <w:p>
+      <w:pPr>
+        <w:rPr>
+          <w:rFonts w:hint="eastAsia"/>
+        </w:rPr>
+      </w:pPr>
+    </w:p>
+    <w:p>
+      <w:pPr>
+        <w:rPr>
+          <w:rFonts w:hint="eastAsia"/>
+        </w:rPr>
+      </w:pPr>
+    </w:p>
+    <w:p>
+      <w:pPr>
+        <w:rPr>
+          <w:rFonts w:hint="eastAsia"/>
+        </w:rPr>
+      </w:pPr>
+    </w:p>
+    <w:p>
+      <w:pPr>
+        <w:rPr>
+          <w:rFonts w:hint="eastAsia"/>
+        </w:rPr>
+      </w:pPr>
+    </w:p>
+    <w:p>
+      <w:pPr>
+        <w:rPr>
+          <w:rFonts w:hint="eastAsia"/>
+        </w:rPr>
+      </w:pPr>
+    </w:p>
+    <w:p>
+      <w:pPr>
+        <w:rPr>
+          <w:rFonts w:hint="eastAsia"/>
+        </w:rPr>
+      </w:pPr>
+    </w:p>
+    <w:p>
+      <w:pPr>
+        <w:rPr>
+          <w:rFonts w:hint="eastAsia"/>
+        </w:rPr>
+      </w:pPr>
+    </w:p>
+    <w:p>
+      <w:pPr>
+        <w:rPr>
+          <w:rFonts w:hint="eastAsia"/>
+        </w:rPr>
+      </w:pPr>
+    </w:p>
+    <w:p>
+      <w:pPr>
+        <w:rPr>
+          <w:rFonts w:hint="eastAsia"/>
+        </w:rPr>
+      </w:pPr>
+    </w:p>
+    <w:p>
+      <w:pPr>
+        <w:rPr>
+          <w:rFonts w:hint="eastAsia"/>
+        </w:rPr>
+      </w:pPr>
+    </w:p>
+    <w:p>
+      <w:pPr>
+        <w:rPr>
+          <w:rFonts w:hint="eastAsia"/>
+        </w:rPr>
+      </w:pPr>
+    </w:p>
+    <w:p>
+      <w:pPr>
+        <w:rPr>
+          <w:rFonts w:hint="eastAsia"/>
+        </w:rPr>
+      </w:pPr>
+    </w:p>
+    <w:p>
+      <w:pPr>
+        <w:rPr>
+          <w:rFonts w:hint="eastAsia"/>
+        </w:rPr>
+      </w:pPr>
+    </w:p>
+    <w:p>
+      <w:pPr>
+        <w:rPr>
+          <w:rFonts w:hint="eastAsia"/>
+        </w:rPr>
+      </w:pPr>
+    </w:p>
+    <w:p>
+      <w:pPr>
+        <w:rPr>
+          <w:rFonts w:hint="eastAsia"/>
+        </w:rPr>
+      </w:pPr>
+    </w:p>
+    <w:p>
+      <w:pPr>
+        <w:rPr>
+          <w:rFonts w:hint="eastAsia"/>
+          <w:lang w:val="en-US" w:eastAsia="zh-CN"/>
+        </w:rPr>
+      </w:pPr>
+      <w:r>
+        <w:rPr>
+          <w:rFonts w:hint="eastAsia"/>
+          <w:lang w:val="en-US" w:eastAsia="zh-CN"/>
+        </w:rPr>
+        <w:t>6.4</w:t>
+      </w:r>
+    </w:p>
+    <w:p>
+      <w:pPr>
+        <w:rPr>
+          <w:rFonts w:hint="eastAsia"/>
+          <w:lang w:val="en-US" w:eastAsia="zh-CN"/>
+        </w:rPr>
+      </w:pPr>
+      <w:r>
+        <w:rPr>
+          <w:rFonts w:hint="eastAsia"/>
+          <w:lang w:val="en-US" w:eastAsia="zh-CN"/>
+        </w:rPr>
+        <w:t>改所有c3k2层的be，结果：</w:t>
+      </w:r>
+    </w:p>
+    <w:p>
+      <w:pPr>
+        <w:rPr>
+          <w:rFonts w:hint="default"/>
+          <w:lang w:val="en-US" w:eastAsia="zh-CN"/>
+        </w:rPr>
+      </w:pPr>
+      <w:r>
+        <w:rPr>
+          <w:rFonts w:hint="eastAsia"/>
+          <w:lang w:val="en-US" w:eastAsia="zh-CN"/>
+        </w:rPr>
+        <w:t>第187轮</w:t>
+      </w:r>
+    </w:p>
+    <w:p>
+      <w:pPr>
+        <w:rPr>
+          <w:rFonts w:hint="eastAsia"/>
+          <w:lang w:val="en-US" w:eastAsia="zh-CN"/>
+        </w:rPr>
+      </w:pPr>
+      <w:r>
+        <w:rPr>
+          <w:rFonts w:hint="eastAsia"/>
+          <w:lang w:val="en-US" w:eastAsia="zh-CN"/>
+        </w:rPr>
+        <w:t>metrics/mAP50(B),metrics/mAP50-95(B)</w:t>
+      </w:r>
+    </w:p>
+    <w:p>
+      <w:pPr>
+        <w:rPr>
+          <w:rFonts w:hint="default"/>
+          <w:lang w:val="en-US" w:eastAsia="zh-CN"/>
+        </w:rPr>
+      </w:pPr>
+      <w:r>
+        <w:rPr>
+          <w:rFonts w:hint="default"/>
+          <w:lang w:val="en-US" w:eastAsia="zh-CN"/>
+        </w:rPr>
+        <w:t>0.84202,</w:t>
+      </w:r>
+      <w:r>
+        <w:rPr>
+          <w:rFonts w:hint="eastAsia"/>
+          <w:lang w:val="en-US" w:eastAsia="zh-CN"/>
+        </w:rPr>
+        <w:t xml:space="preserve">         </w:t>
+      </w:r>
+      <w:r>
+        <w:rPr>
+          <w:rFonts w:hint="default"/>
+          <w:lang w:val="en-US" w:eastAsia="zh-CN"/>
+        </w:rPr>
+        <w:t>0.52553,</w:t>
+      </w:r>
+    </w:p>
+    <w:p>
+      <w:pPr>
+        <w:rPr>
+          <w:rFonts w:hint="default"/>
+          <w:lang w:val="en-US" w:eastAsia="zh-CN"/>
+        </w:rPr>
+      </w:pPr>
+    </w:p>
+    <w:p>
+      <w:pPr>
+        <w:rPr>
+          <w:rFonts w:hint="eastAsia"/>
+          <w:lang w:val="en-US" w:eastAsia="zh-CN"/>
+        </w:rPr>
+      </w:pPr>
+      <w:r>
+        <w:rPr>
+          <w:rFonts w:hint="eastAsia"/>
+          <w:lang w:val="en-US" w:eastAsia="zh-CN"/>
+        </w:rPr>
+        <w:t>改成稳定版A-star，改了所有c3k2层：</w:t>
+      </w:r>
+    </w:p>
+    <w:p>
+      <w:pPr>
+        <w:rPr>
+          <w:rFonts w:hint="eastAsia"/>
+          <w:lang w:val="en-US" w:eastAsia="zh-CN"/>
+        </w:rPr>
+      </w:pPr>
+      <w:r>
+        <w:rPr>
+          <w:rFonts w:hint="eastAsia"/>
+          <w:lang w:val="en-US" w:eastAsia="zh-CN"/>
+        </w:rPr>
+        <w:t>metrics/mAP50(B),metrics/mAP50-95(B)</w:t>
+      </w:r>
+    </w:p>
+    <w:p>
+      <w:pPr>
+        <w:rPr>
+          <w:rFonts w:hint="default"/>
+          <w:lang w:val="en-US" w:eastAsia="zh-CN"/>
+        </w:rPr>
+      </w:pPr>
+      <w:r>
+        <w:rPr>
+          <w:rFonts w:hint="default"/>
+          <w:lang w:val="en-US" w:eastAsia="zh-CN"/>
+        </w:rPr>
+        <w:t xml:space="preserve">0.853      </w:t>
+      </w:r>
+      <w:r>
+        <w:rPr>
+          <w:rFonts w:hint="eastAsia"/>
+          <w:lang w:val="en-US" w:eastAsia="zh-CN"/>
+        </w:rPr>
+        <w:t xml:space="preserve">      </w:t>
+      </w:r>
+      <w:r>
+        <w:rPr>
+          <w:rFonts w:hint="default"/>
+          <w:lang w:val="en-US" w:eastAsia="zh-CN"/>
+        </w:rPr>
+        <w:t>0.536</w:t>
+      </w:r>
+    </w:p>
+    <w:p>
+      <w:pPr>
+        <w:rPr>
+          <w:rFonts w:hint="default"/>
+          <w:lang w:val="en-US" w:eastAsia="zh-CN"/>
+        </w:rPr>
+      </w:pPr>
+    </w:p>
+    <w:p>
+      <w:pPr>
+        <w:rPr>
+          <w:rFonts w:hint="default"/>
+          <w:lang w:val="en-US" w:eastAsia="zh-CN"/>
+        </w:rPr>
+      </w:pPr>
+    </w:p>
+    <w:p>
+      <w:pPr>
+        <w:pStyle w:val="4"/>
+        <w:keepNext w:val="0"/>
+        <w:keepLines w:val="0"/>
+        <w:widowControl/>
+        <w:suppressLineNumbers w:val="0"/>
+        <w:rPr>
+          <w:rFonts w:hint="eastAsia" w:asciiTheme="minorHAnsi" w:hAnsiTheme="minorHAnsi" w:eastAsiaTheme="minorEastAsia" w:cstheme="minorBidi"/>
+          <w:kern w:val="2"/>
+          <w:sz w:val="21"/>
+          <w:szCs w:val="24"/>
+          <w:lang w:val="en-US" w:eastAsia="zh-CN" w:bidi="ar-SA"/>
+        </w:rPr>
+      </w:pPr>
+      <w:r>
+        <w:rPr>
+          <w:rFonts w:hint="eastAsia" w:asciiTheme="minorHAnsi" w:hAnsiTheme="minorHAnsi" w:eastAsiaTheme="minorEastAsia" w:cstheme="minorBidi"/>
+          <w:kern w:val="2"/>
+          <w:sz w:val="21"/>
+          <w:szCs w:val="24"/>
+          <w:lang w:val="en-US" w:eastAsia="zh-CN" w:bidi="ar-SA"/>
+        </w:rPr>
+        <w:t>只在第 2、4 层使用</w:t>
+      </w:r>
+      <w:r>
+        <w:rPr>
+          <w:rFonts w:hint="eastAsia" w:cstheme="minorBidi"/>
+          <w:kern w:val="2"/>
+          <w:sz w:val="21"/>
+          <w:szCs w:val="24"/>
+          <w:lang w:val="en-US" w:eastAsia="zh-CN" w:bidi="ar-SA"/>
+        </w:rPr>
+        <w:t>稳定</w:t>
+      </w:r>
+      <w:bookmarkStart w:id="0" w:name="_GoBack"/>
+      <w:bookmarkEnd w:id="0"/>
+      <w:r>
+        <w:rPr>
+          <w:rFonts w:hint="eastAsia" w:asciiTheme="minorHAnsi" w:hAnsiTheme="minorHAnsi" w:eastAsiaTheme="minorEastAsia" w:cstheme="minorBidi"/>
+          <w:kern w:val="2"/>
+          <w:sz w:val="21"/>
+          <w:szCs w:val="24"/>
+          <w:lang w:val="en-US" w:eastAsia="zh-CN" w:bidi="ar-SA"/>
+        </w:rPr>
+        <w:t>A-Star，第 6、8 层保持原始 C3k2，最后仍然使用 SC-DFF-SPPF。这样 A-Star 主要负责早期纹理、裂缝边缘、局部方向特征；深层语义和 SPPF 输入保持稳定。</w:t>
+      </w:r>
+    </w:p>
+    <w:p>
+      <w:pPr>
+        <w:rPr>
+          <w:rFonts w:hint="default" w:asciiTheme="minorHAnsi" w:hAnsiTheme="minorHAnsi" w:eastAsiaTheme="minorEastAsia" w:cstheme="minorBidi"/>
+          <w:kern w:val="2"/>
+          <w:sz w:val="21"/>
+          <w:szCs w:val="24"/>
+          <w:lang w:val="en-US" w:eastAsia="zh-CN" w:bidi="ar-SA"/>
         </w:rPr>
       </w:pPr>
     </w:p>
@@ -4616,12 +4944,12 @@
       <w:sz w:val="32"/>
     </w:rPr>
   </w:style>
-  <w:style w:type="character" w:default="1" w:styleId="5">
+  <w:style w:type="character" w:default="1" w:styleId="6">
     <w:name w:val="Default Paragraph Font"/>
     <w:semiHidden/>
     <w:uiPriority w:val="0"/>
   </w:style>
-  <w:style w:type="table" w:default="1" w:styleId="4">
+  <w:style w:type="table" w:default="1" w:styleId="5">
     <w:name w:val="Normal Table"/>
     <w:semiHidden/>
     <w:qFormat/>
@@ -4634,6 +4962,21 @@
         <w:right w:w="108" w:type="dxa"/>
       </w:tblCellMar>
     </w:tblPr>
+  </w:style>
+  <w:style w:type="paragraph" w:styleId="4">
+    <w:name w:val="Normal (Web)"/>
+    <w:basedOn w:val="1"/>
+    <w:uiPriority w:val="0"/>
+    <w:pPr>
+      <w:spacing w:before="0" w:beforeAutospacing="1" w:after="0" w:afterAutospacing="1"/>
+      <w:ind w:left="0" w:right="0"/>
+      <w:jc w:val="left"/>
+    </w:pPr>
+    <w:rPr>
+      <w:kern w:val="0"/>
+      <w:sz w:val="24"/>
+      <w:lang w:val="en-US" w:eastAsia="zh-CN" w:bidi="ar"/>
+    </w:rPr>
   </w:style>
 </w:styles>
 </file>

--- a/项目问题.docx
+++ b/项目问题.docx
@@ -4596,8 +4596,6 @@
         </w:rPr>
         <w:t>稳定</w:t>
       </w:r>
-      <w:bookmarkStart w:id="0" w:name="_GoBack"/>
-      <w:bookmarkEnd w:id="0"/>
       <w:r>
         <w:rPr>
           <w:rFonts w:hint="eastAsia" w:asciiTheme="minorHAnsi" w:hAnsiTheme="minorHAnsi" w:eastAsiaTheme="minorEastAsia" w:cstheme="minorBidi"/>
@@ -4606,7 +4604,72 @@
           <w:szCs w:val="24"/>
           <w:lang w:val="en-US" w:eastAsia="zh-CN" w:bidi="ar-SA"/>
         </w:rPr>
-        <w:t>A-Star，第 6、8 层保持原始 C3k2，最后仍然使用 SC-DFF-SPPF。这样 A-Star 主要负责早期纹理、裂缝边缘、局部方向特征；深层语义和 SPPF 输入保持稳定。</w:t>
+        <w:t>A-Star，第 6、8 层保持原始 C3k2，最后仍然使用 SC-DFF-SPPF。</w:t>
+      </w:r>
+    </w:p>
+    <w:p>
+      <w:pPr>
+        <w:pStyle w:val="4"/>
+        <w:keepNext w:val="0"/>
+        <w:keepLines w:val="0"/>
+        <w:widowControl/>
+        <w:suppressLineNumbers w:val="0"/>
+        <w:jc w:val="left"/>
+        <w:rPr>
+          <w:rFonts w:hint="eastAsia" w:asciiTheme="minorHAnsi" w:hAnsiTheme="minorHAnsi" w:eastAsiaTheme="minorEastAsia" w:cstheme="minorBidi"/>
+          <w:kern w:val="2"/>
+          <w:sz w:val="21"/>
+          <w:szCs w:val="24"/>
+          <w:lang w:val="en-US" w:eastAsia="zh-CN" w:bidi="ar-SA"/>
+        </w:rPr>
+      </w:pPr>
+      <w:r>
+        <w:rPr>
+          <w:rFonts w:hint="eastAsia" w:asciiTheme="minorHAnsi" w:hAnsiTheme="minorHAnsi" w:eastAsiaTheme="minorEastAsia" w:cstheme="minorBidi"/>
+          <w:kern w:val="2"/>
+          <w:sz w:val="21"/>
+          <w:szCs w:val="24"/>
+          <w:lang w:val="en-US" w:eastAsia="zh-CN" w:bidi="ar-SA"/>
+        </w:rPr>
+        <w:t>给 A-Star 分支加“零初始化”，让它训练初期更接近原网络</w:t>
+      </w:r>
+    </w:p>
+    <w:p>
+      <w:pPr>
+        <w:pStyle w:val="4"/>
+        <w:keepNext w:val="0"/>
+        <w:keepLines w:val="0"/>
+        <w:widowControl/>
+        <w:suppressLineNumbers w:val="0"/>
+        <w:rPr>
+          <w:rFonts w:hint="eastAsia" w:asciiTheme="minorHAnsi" w:hAnsiTheme="minorHAnsi" w:eastAsiaTheme="minorEastAsia" w:cstheme="minorBidi"/>
+          <w:kern w:val="2"/>
+          <w:sz w:val="21"/>
+          <w:szCs w:val="24"/>
+          <w:lang w:val="en-US" w:eastAsia="zh-CN" w:bidi="ar-SA"/>
+        </w:rPr>
+      </w:pPr>
+      <w:r>
+        <w:rPr>
+          <w:rFonts w:hint="eastAsia" w:asciiTheme="minorHAnsi" w:hAnsiTheme="minorHAnsi" w:eastAsiaTheme="minorEastAsia" w:cstheme="minorBidi"/>
+          <w:kern w:val="2"/>
+          <w:sz w:val="21"/>
+          <w:szCs w:val="24"/>
+          <w:lang w:val="en-US" w:eastAsia="zh-CN" w:bidi="ar-SA"/>
+        </w:rPr>
+        <w:t>这样 A-Star 主要负责早期纹理、裂缝边缘、局部方向特征；深层语义和 SPPF 输入保持稳</w:t>
+      </w:r>
+      <w:bookmarkStart w:id="0" w:name="_GoBack"/>
+      <w:bookmarkEnd w:id="0"/>
+      <w:r>
+        <w:rPr>
+          <w:rFonts w:hint="eastAsia" w:asciiTheme="minorHAnsi" w:hAnsiTheme="minorHAnsi" w:eastAsiaTheme="minorEastAsia" w:cstheme="minorBidi"/>
+          <w:kern w:val="2"/>
+          <w:sz w:val="21"/>
+          <w:szCs w:val="24"/>
+          <w:lang w:val="en-US" w:eastAsia="zh-CN" w:bidi="ar-SA"/>
+        </w:rPr>
+        <w:t>定。</w:t>
       </w:r>
     </w:p>
     <w:p>

--- a/项目问题.docx
+++ b/项目问题.docx
@@ -4563,13 +4563,53 @@
     </w:p>
     <w:p>
       <w:pPr>
-        <w:pStyle w:val="4"/>
-        <w:keepNext w:val="0"/>
-        <w:keepLines w:val="0"/>
-        <w:widowControl/>
-        <w:suppressLineNumbers w:val="0"/>
-        <w:rPr>
-          <w:rFonts w:hint="eastAsia" w:asciiTheme="minorHAnsi" w:hAnsiTheme="minorHAnsi" w:eastAsiaTheme="minorEastAsia" w:cstheme="minorBidi"/>
+        <w:rPr>
+          <w:rFonts w:hint="eastAsia"/>
+          <w:lang w:val="en-US" w:eastAsia="zh-CN"/>
+        </w:rPr>
+      </w:pPr>
+      <w:r>
+        <w:rPr>
+          <w:rFonts w:hint="eastAsia"/>
+          <w:lang w:val="en-US" w:eastAsia="zh-CN"/>
+        </w:rPr>
+        <w:t>只在第 2、4 层使用稳定A-Star，第 6、8 层保持原始 C3k2，最后仍然使用 SC-DFF-SPPF。</w:t>
+      </w:r>
+    </w:p>
+    <w:p>
+      <w:pPr>
+        <w:rPr>
+          <w:rFonts w:hint="eastAsia"/>
+          <w:lang w:val="en-US" w:eastAsia="zh-CN"/>
+        </w:rPr>
+      </w:pPr>
+      <w:r>
+        <w:rPr>
+          <w:rFonts w:hint="eastAsia"/>
+          <w:lang w:val="en-US" w:eastAsia="zh-CN"/>
+        </w:rPr>
+        <w:t>给 A-Star 分支加“零初始化”，让它训练初期更接近原网络</w:t>
+      </w:r>
+    </w:p>
+    <w:p>
+      <w:pPr>
+        <w:rPr>
+          <w:rFonts w:hint="eastAsia"/>
+          <w:lang w:val="en-US" w:eastAsia="zh-CN"/>
+        </w:rPr>
+      </w:pPr>
+      <w:r>
+        <w:rPr>
+          <w:rFonts w:hint="eastAsia"/>
+          <w:lang w:val="en-US" w:eastAsia="zh-CN"/>
+        </w:rPr>
+        <w:t>这样 A-Star 主要负责早期纹理、裂缝边缘、局部方向特征；深层语义和 SPPF 输入保持稳定。</w:t>
+      </w:r>
+    </w:p>
+    <w:p>
+      <w:pPr>
+        <w:rPr>
+          <w:rFonts w:hint="default" w:asciiTheme="minorHAnsi" w:hAnsiTheme="minorHAnsi" w:eastAsiaTheme="minorEastAsia" w:cstheme="minorBidi"/>
           <w:kern w:val="2"/>
           <w:sz w:val="21"/>
           <w:szCs w:val="24"/>
@@ -4578,15 +4618,50 @@
       </w:pPr>
       <w:r>
         <w:rPr>
-          <w:rFonts w:hint="eastAsia" w:asciiTheme="minorHAnsi" w:hAnsiTheme="minorHAnsi" w:eastAsiaTheme="minorEastAsia" w:cstheme="minorBidi"/>
+          <w:rFonts w:hint="default" w:asciiTheme="minorHAnsi" w:hAnsiTheme="minorHAnsi" w:eastAsiaTheme="minorEastAsia" w:cstheme="minorBidi"/>
           <w:kern w:val="2"/>
           <w:sz w:val="21"/>
           <w:szCs w:val="24"/>
           <w:lang w:val="en-US" w:eastAsia="zh-CN" w:bidi="ar-SA"/>
         </w:rPr>
-        <w:t>只在第 2、4 层使用</w:t>
-      </w:r>
-      <w:r>
+        <w:t>0.869       0.55</w:t>
+      </w:r>
+    </w:p>
+    <w:p>
+      <w:pPr>
+        <w:rPr>
+          <w:rFonts w:hint="default" w:asciiTheme="minorHAnsi" w:hAnsiTheme="minorHAnsi" w:eastAsiaTheme="minorEastAsia" w:cstheme="minorBidi"/>
+          <w:kern w:val="2"/>
+          <w:sz w:val="21"/>
+          <w:szCs w:val="24"/>
+          <w:lang w:val="en-US" w:eastAsia="zh-CN" w:bidi="ar-SA"/>
+        </w:rPr>
+      </w:pPr>
+    </w:p>
+    <w:p>
+      <w:pPr>
+        <w:rPr>
+          <w:rFonts w:hint="default" w:asciiTheme="minorHAnsi" w:hAnsiTheme="minorHAnsi" w:eastAsiaTheme="minorEastAsia" w:cstheme="minorBidi"/>
+          <w:kern w:val="2"/>
+          <w:sz w:val="21"/>
+          <w:szCs w:val="24"/>
+          <w:lang w:val="en-US" w:eastAsia="zh-CN" w:bidi="ar-SA"/>
+        </w:rPr>
+      </w:pPr>
+    </w:p>
+    <w:p>
+      <w:pPr>
+        <w:rPr>
+          <w:rFonts w:hint="default" w:asciiTheme="minorHAnsi" w:hAnsiTheme="minorHAnsi" w:eastAsiaTheme="minorEastAsia" w:cstheme="minorBidi"/>
+          <w:kern w:val="2"/>
+          <w:sz w:val="21"/>
+          <w:szCs w:val="24"/>
+          <w:lang w:val="en-US" w:eastAsia="zh-CN" w:bidi="ar-SA"/>
+        </w:rPr>
+      </w:pPr>
+    </w:p>
+    <w:p>
+      <w:pPr>
         <w:rPr>
           <w:rFonts w:hint="eastAsia" w:cstheme="minorBidi"/>
           <w:kern w:val="2"/>
@@ -4594,29 +4669,22 @@
           <w:szCs w:val="24"/>
           <w:lang w:val="en-US" w:eastAsia="zh-CN" w:bidi="ar-SA"/>
         </w:rPr>
-        <w:t>稳定</w:t>
-      </w:r>
-      <w:r>
-        <w:rPr>
-          <w:rFonts w:hint="eastAsia" w:asciiTheme="minorHAnsi" w:hAnsiTheme="minorHAnsi" w:eastAsiaTheme="minorEastAsia" w:cstheme="minorBidi"/>
+      </w:pPr>
+      <w:r>
+        <w:rPr>
+          <w:rFonts w:hint="eastAsia" w:cstheme="minorBidi"/>
           <w:kern w:val="2"/>
           <w:sz w:val="21"/>
           <w:szCs w:val="24"/>
           <w:lang w:val="en-US" w:eastAsia="zh-CN" w:bidi="ar-SA"/>
         </w:rPr>
-        <w:t>A-Star，第 6、8 层保持原始 C3k2，最后仍然使用 SC-DFF-SPPF。</w:t>
-      </w:r>
-    </w:p>
-    <w:p>
-      <w:pPr>
-        <w:pStyle w:val="4"/>
-        <w:keepNext w:val="0"/>
-        <w:keepLines w:val="0"/>
-        <w:widowControl/>
-        <w:suppressLineNumbers w:val="0"/>
-        <w:jc w:val="left"/>
-        <w:rPr>
-          <w:rFonts w:hint="eastAsia" w:asciiTheme="minorHAnsi" w:hAnsiTheme="minorHAnsi" w:eastAsiaTheme="minorEastAsia" w:cstheme="minorBidi"/>
+        <w:t>单独6层使用</w:t>
+      </w:r>
+    </w:p>
+    <w:p>
+      <w:pPr>
+        <w:rPr>
+          <w:rFonts w:hint="eastAsia" w:cstheme="minorBidi"/>
           <w:kern w:val="2"/>
           <w:sz w:val="21"/>
           <w:szCs w:val="24"/>
@@ -4625,24 +4693,19 @@
       </w:pPr>
       <w:r>
         <w:rPr>
-          <w:rFonts w:hint="eastAsia" w:asciiTheme="minorHAnsi" w:hAnsiTheme="minorHAnsi" w:eastAsiaTheme="minorEastAsia" w:cstheme="minorBidi"/>
+          <w:rFonts w:hint="eastAsia" w:cstheme="minorBidi"/>
           <w:kern w:val="2"/>
           <w:sz w:val="21"/>
           <w:szCs w:val="24"/>
           <w:lang w:val="en-US" w:eastAsia="zh-CN" w:bidi="ar-SA"/>
         </w:rPr>
-        <w:t>给 A-Star 分支加“零初始化”，让它训练初期更接近原网络</w:t>
-      </w:r>
-    </w:p>
-    <w:p>
-      <w:pPr>
-        <w:pStyle w:val="4"/>
-        <w:keepNext w:val="0"/>
-        <w:keepLines w:val="0"/>
-        <w:widowControl/>
-        <w:suppressLineNumbers w:val="0"/>
-        <w:rPr>
-          <w:rFonts w:hint="eastAsia" w:asciiTheme="minorHAnsi" w:hAnsiTheme="minorHAnsi" w:eastAsiaTheme="minorEastAsia" w:cstheme="minorBidi"/>
+        <w:t>早停了，148-178 patience=30</w:t>
+      </w:r>
+    </w:p>
+    <w:p>
+      <w:pPr>
+        <w:rPr>
+          <w:rFonts w:hint="default" w:cstheme="minorBidi"/>
           <w:kern w:val="2"/>
           <w:sz w:val="21"/>
           <w:szCs w:val="24"/>
@@ -4651,31 +4714,436 @@
       </w:pPr>
       <w:r>
         <w:rPr>
-          <w:rFonts w:hint="eastAsia" w:asciiTheme="minorHAnsi" w:hAnsiTheme="minorHAnsi" w:eastAsiaTheme="minorEastAsia" w:cstheme="minorBidi"/>
+          <w:rFonts w:hint="default" w:cstheme="minorBidi"/>
           <w:kern w:val="2"/>
           <w:sz w:val="21"/>
           <w:szCs w:val="24"/>
           <w:lang w:val="en-US" w:eastAsia="zh-CN" w:bidi="ar-SA"/>
         </w:rPr>
-        <w:t>这样 A-Star 主要负责早期纹理、裂缝边缘、局部方向特征；深层语义和 SPPF 输入保持稳</w:t>
-      </w:r>
-      <w:bookmarkStart w:id="0" w:name="_GoBack"/>
-      <w:bookmarkEnd w:id="0"/>
-      <w:r>
-        <w:rPr>
-          <w:rFonts w:hint="eastAsia" w:asciiTheme="minorHAnsi" w:hAnsiTheme="minorHAnsi" w:eastAsiaTheme="minorEastAsia" w:cstheme="minorBidi"/>
+        <w:t>Best epoch: 148</w:t>
+      </w:r>
+    </w:p>
+    <w:p>
+      <w:pPr>
+        <w:rPr>
+          <w:rFonts w:hint="default" w:cstheme="minorBidi"/>
           <w:kern w:val="2"/>
           <w:sz w:val="21"/>
           <w:szCs w:val="24"/>
           <w:lang w:val="en-US" w:eastAsia="zh-CN" w:bidi="ar-SA"/>
         </w:rPr>
-        <w:t>定。</w:t>
-      </w:r>
-    </w:p>
-    <w:p>
-      <w:pPr>
-        <w:rPr>
-          <w:rFonts w:hint="default" w:asciiTheme="minorHAnsi" w:hAnsiTheme="minorHAnsi" w:eastAsiaTheme="minorEastAsia" w:cstheme="minorBidi"/>
+      </w:pPr>
+      <w:r>
+        <w:rPr>
+          <w:rFonts w:hint="default" w:cstheme="minorBidi"/>
+          <w:kern w:val="2"/>
+          <w:sz w:val="21"/>
+          <w:szCs w:val="24"/>
+          <w:lang w:val="en-US" w:eastAsia="zh-CN" w:bidi="ar-SA"/>
+        </w:rPr>
+        <w:t>Precision: 87.1%</w:t>
+      </w:r>
+    </w:p>
+    <w:p>
+      <w:pPr>
+        <w:rPr>
+          <w:rFonts w:hint="default" w:cstheme="minorBidi"/>
+          <w:kern w:val="2"/>
+          <w:sz w:val="21"/>
+          <w:szCs w:val="24"/>
+          <w:lang w:val="en-US" w:eastAsia="zh-CN" w:bidi="ar-SA"/>
+        </w:rPr>
+      </w:pPr>
+      <w:r>
+        <w:rPr>
+          <w:rFonts w:hint="default" w:cstheme="minorBidi"/>
+          <w:kern w:val="2"/>
+          <w:sz w:val="21"/>
+          <w:szCs w:val="24"/>
+          <w:lang w:val="en-US" w:eastAsia="zh-CN" w:bidi="ar-SA"/>
+        </w:rPr>
+        <w:t>Recall: 80.7%</w:t>
+      </w:r>
+    </w:p>
+    <w:p>
+      <w:pPr>
+        <w:rPr>
+          <w:rFonts w:hint="default" w:cstheme="minorBidi"/>
+          <w:kern w:val="2"/>
+          <w:sz w:val="21"/>
+          <w:szCs w:val="24"/>
+          <w:lang w:val="en-US" w:eastAsia="zh-CN" w:bidi="ar-SA"/>
+        </w:rPr>
+      </w:pPr>
+      <w:r>
+        <w:rPr>
+          <w:rFonts w:hint="default" w:cstheme="minorBidi"/>
+          <w:kern w:val="2"/>
+          <w:sz w:val="21"/>
+          <w:szCs w:val="24"/>
+          <w:lang w:val="en-US" w:eastAsia="zh-CN" w:bidi="ar-SA"/>
+        </w:rPr>
+        <w:t>mAP@0.5: 86.5%</w:t>
+      </w:r>
+    </w:p>
+    <w:p>
+      <w:pPr>
+        <w:rPr>
+          <w:rFonts w:hint="default" w:cstheme="minorBidi"/>
+          <w:kern w:val="2"/>
+          <w:sz w:val="21"/>
+          <w:szCs w:val="24"/>
+          <w:lang w:val="en-US" w:eastAsia="zh-CN" w:bidi="ar-SA"/>
+        </w:rPr>
+      </w:pPr>
+      <w:r>
+        <w:rPr>
+          <w:rFonts w:hint="default" w:cstheme="minorBidi"/>
+          <w:kern w:val="2"/>
+          <w:sz w:val="21"/>
+          <w:szCs w:val="24"/>
+          <w:lang w:val="en-US" w:eastAsia="zh-CN" w:bidi="ar-SA"/>
+        </w:rPr>
+        <w:t>mAP@0.5:0.95: 54.9%</w:t>
+      </w:r>
+    </w:p>
+    <w:p>
+      <w:pPr>
+        <w:rPr>
+          <w:rFonts w:hint="eastAsia" w:cstheme="minorBidi"/>
+          <w:kern w:val="2"/>
+          <w:sz w:val="21"/>
+          <w:szCs w:val="24"/>
+          <w:lang w:val="en-US" w:eastAsia="zh-CN" w:bidi="ar-SA"/>
+        </w:rPr>
+      </w:pPr>
+    </w:p>
+    <w:p>
+      <w:pPr>
+        <w:rPr>
+          <w:rFonts w:hint="eastAsia" w:cstheme="minorBidi"/>
+          <w:kern w:val="2"/>
+          <w:sz w:val="21"/>
+          <w:szCs w:val="24"/>
+          <w:lang w:val="en-US" w:eastAsia="zh-CN" w:bidi="ar-SA"/>
+        </w:rPr>
+      </w:pPr>
+    </w:p>
+    <w:p>
+      <w:pPr>
+        <w:rPr>
+          <w:rFonts w:hint="default" w:cstheme="minorBidi"/>
+          <w:kern w:val="2"/>
+          <w:sz w:val="21"/>
+          <w:szCs w:val="24"/>
+          <w:lang w:val="en-US" w:eastAsia="zh-CN" w:bidi="ar-SA"/>
+        </w:rPr>
+      </w:pPr>
+      <w:r>
+        <w:rPr>
+          <w:rFonts w:hint="eastAsia" w:cstheme="minorBidi"/>
+          <w:kern w:val="2"/>
+          <w:sz w:val="21"/>
+          <w:szCs w:val="24"/>
+          <w:lang w:val="en-US" w:eastAsia="zh-CN" w:bidi="ar-SA"/>
+        </w:rPr>
+        <w:t>单独6层使用 改gamma从0.01改到0.03</w:t>
+      </w:r>
+    </w:p>
+    <w:p>
+      <w:pPr>
+        <w:rPr>
+          <w:rFonts w:hint="default" w:cstheme="minorBidi"/>
+          <w:kern w:val="2"/>
+          <w:sz w:val="21"/>
+          <w:szCs w:val="24"/>
+          <w:lang w:val="en-US" w:eastAsia="zh-CN" w:bidi="ar-SA"/>
+        </w:rPr>
+      </w:pPr>
+      <w:r>
+        <w:rPr>
+          <w:rFonts w:hint="eastAsia" w:cstheme="minorBidi"/>
+          <w:kern w:val="2"/>
+          <w:sz w:val="21"/>
+          <w:szCs w:val="24"/>
+          <w:lang w:val="en-US" w:eastAsia="zh-CN" w:bidi="ar-SA"/>
+        </w:rPr>
+        <w:t>0.861,0.545</w:t>
+      </w:r>
+    </w:p>
+    <w:p>
+      <w:pPr>
+        <w:rPr>
+          <w:rFonts w:hint="eastAsia" w:cstheme="minorBidi"/>
+          <w:kern w:val="2"/>
+          <w:sz w:val="21"/>
+          <w:szCs w:val="24"/>
+          <w:lang w:val="en-US" w:eastAsia="zh-CN" w:bidi="ar-SA"/>
+        </w:rPr>
+      </w:pPr>
+    </w:p>
+    <w:p>
+      <w:pPr>
+        <w:rPr>
+          <w:rFonts w:hint="eastAsia" w:cstheme="minorBidi"/>
+          <w:kern w:val="2"/>
+          <w:sz w:val="21"/>
+          <w:szCs w:val="24"/>
+          <w:lang w:val="en-US" w:eastAsia="zh-CN" w:bidi="ar-SA"/>
+        </w:rPr>
+      </w:pPr>
+    </w:p>
+    <w:p>
+      <w:pPr>
+        <w:rPr>
+          <w:rFonts w:hint="eastAsia" w:cstheme="minorBidi"/>
+          <w:kern w:val="2"/>
+          <w:sz w:val="21"/>
+          <w:szCs w:val="24"/>
+          <w:lang w:val="en-US" w:eastAsia="zh-CN" w:bidi="ar-SA"/>
+        </w:rPr>
+      </w:pPr>
+      <w:r>
+        <w:rPr>
+          <w:rFonts w:hint="eastAsia" w:cstheme="minorBidi"/>
+          <w:kern w:val="2"/>
+          <w:sz w:val="21"/>
+          <w:szCs w:val="24"/>
+          <w:lang w:val="en-US" w:eastAsia="zh-CN" w:bidi="ar-SA"/>
+        </w:rPr>
+        <w:t>4、6层使用 gamma=0.01</w:t>
+      </w:r>
+    </w:p>
+    <w:p>
+      <w:pPr>
+        <w:rPr>
+          <w:rFonts w:hint="eastAsia" w:cstheme="minorBidi"/>
+          <w:kern w:val="2"/>
+          <w:sz w:val="21"/>
+          <w:szCs w:val="24"/>
+          <w:lang w:val="en-US" w:eastAsia="zh-CN" w:bidi="ar-SA"/>
+        </w:rPr>
+      </w:pPr>
+      <w:r>
+        <w:rPr>
+          <w:rFonts w:hint="eastAsia" w:cstheme="minorBidi"/>
+          <w:kern w:val="2"/>
+          <w:sz w:val="21"/>
+          <w:szCs w:val="24"/>
+          <w:lang w:val="en-US" w:eastAsia="zh-CN" w:bidi="ar-SA"/>
+        </w:rPr>
+        <w:t>结果与单6应该差不多，跑到85跑不动了</w:t>
+      </w:r>
+    </w:p>
+    <w:p>
+      <w:pPr>
+        <w:rPr>
+          <w:rFonts w:hint="eastAsia" w:cstheme="minorBidi"/>
+          <w:kern w:val="2"/>
+          <w:sz w:val="21"/>
+          <w:szCs w:val="24"/>
+          <w:lang w:val="en-US" w:eastAsia="zh-CN" w:bidi="ar-SA"/>
+        </w:rPr>
+      </w:pPr>
+      <w:r>
+        <w:drawing>
+          <wp:inline distT="0" distB="0" distL="114300" distR="114300">
+            <wp:extent cx="3471545" cy="1504315"/>
+            <wp:effectExtent l="0" t="0" r="8255" b="6985"/>
+            <wp:docPr id="2" name="图片 2"/>
+            <wp:cNvGraphicFramePr>
+              <a:graphicFrameLocks xmlns:a="http://schemas.openxmlformats.org/drawingml/2006/main" noChangeAspect="1"/>
+            </wp:cNvGraphicFramePr>
+            <a:graphic xmlns:a="http://schemas.openxmlformats.org/drawingml/2006/main">
+              <a:graphicData uri="http://schemas.openxmlformats.org/drawingml/2006/picture">
+                <pic:pic xmlns:pic="http://schemas.openxmlformats.org/drawingml/2006/picture">
+                  <pic:nvPicPr>
+                    <pic:cNvPr id="2" name="图片 2"/>
+                    <pic:cNvPicPr>
+                      <a:picLocks noChangeAspect="1"/>
+                    </pic:cNvPicPr>
+                  </pic:nvPicPr>
+                  <pic:blipFill>
+                    <a:blip r:embed="rId4"/>
+                    <a:stretch>
+                      <a:fillRect/>
+                    </a:stretch>
+                  </pic:blipFill>
+                  <pic:spPr>
+                    <a:xfrm>
+                      <a:off x="0" y="0"/>
+                      <a:ext cx="3471545" cy="1504315"/>
+                    </a:xfrm>
+                    <a:prstGeom prst="rect">
+                      <a:avLst/>
+                    </a:prstGeom>
+                    <a:noFill/>
+                    <a:ln>
+                      <a:noFill/>
+                    </a:ln>
+                  </pic:spPr>
+                </pic:pic>
+              </a:graphicData>
+            </a:graphic>
+          </wp:inline>
+        </w:drawing>
+      </w:r>
+    </w:p>
+    <w:p>
+      <w:pPr>
+        <w:rPr>
+          <w:rFonts w:hint="eastAsia" w:cstheme="minorBidi"/>
+          <w:kern w:val="2"/>
+          <w:sz w:val="21"/>
+          <w:szCs w:val="24"/>
+          <w:lang w:val="en-US" w:eastAsia="zh-CN" w:bidi="ar-SA"/>
+        </w:rPr>
+      </w:pPr>
+    </w:p>
+    <w:p>
+      <w:pPr>
+        <w:rPr>
+          <w:rFonts w:hint="eastAsia" w:cstheme="minorBidi"/>
+          <w:kern w:val="2"/>
+          <w:sz w:val="21"/>
+          <w:szCs w:val="24"/>
+          <w:lang w:val="en-US" w:eastAsia="zh-CN" w:bidi="ar-SA"/>
+        </w:rPr>
+      </w:pPr>
+    </w:p>
+    <w:p>
+      <w:pPr>
+        <w:rPr>
+          <w:rFonts w:hint="eastAsia" w:cstheme="minorBidi"/>
+          <w:kern w:val="2"/>
+          <w:sz w:val="21"/>
+          <w:szCs w:val="24"/>
+          <w:lang w:val="en-US" w:eastAsia="zh-CN" w:bidi="ar-SA"/>
+        </w:rPr>
+      </w:pPr>
+      <w:r>
+        <w:rPr>
+          <w:rFonts w:hint="eastAsia" w:cstheme="minorBidi"/>
+          <w:kern w:val="2"/>
+          <w:sz w:val="21"/>
+          <w:szCs w:val="24"/>
+          <w:lang w:val="en-US" w:eastAsia="zh-CN" w:bidi="ar-SA"/>
+        </w:rPr>
+        <w:t>单4 gamma=0.01</w:t>
+      </w:r>
+    </w:p>
+    <w:p>
+      <w:pPr>
+        <w:rPr>
+          <w:rFonts w:hint="default" w:cstheme="minorBidi"/>
+          <w:kern w:val="2"/>
+          <w:sz w:val="21"/>
+          <w:szCs w:val="24"/>
+          <w:lang w:val="en-US" w:eastAsia="zh-CN" w:bidi="ar-SA"/>
+        </w:rPr>
+      </w:pPr>
+      <w:r>
+        <w:rPr>
+          <w:rFonts w:hint="eastAsia" w:cstheme="minorBidi"/>
+          <w:kern w:val="2"/>
+          <w:sz w:val="21"/>
+          <w:szCs w:val="24"/>
+          <w:lang w:val="en-US" w:eastAsia="zh-CN" w:bidi="ar-SA"/>
+        </w:rPr>
+        <w:t>早停</w:t>
+      </w:r>
+    </w:p>
+    <w:p>
+      <w:pPr>
+        <w:rPr>
+          <w:rFonts w:hint="default" w:cstheme="minorBidi"/>
+          <w:kern w:val="2"/>
+          <w:sz w:val="21"/>
+          <w:szCs w:val="24"/>
+          <w:lang w:val="en-US" w:eastAsia="zh-CN" w:bidi="ar-SA"/>
+        </w:rPr>
+      </w:pPr>
+      <w:r>
+        <w:rPr>
+          <w:rFonts w:hint="default" w:cstheme="minorBidi"/>
+          <w:kern w:val="2"/>
+          <w:sz w:val="21"/>
+          <w:szCs w:val="24"/>
+          <w:lang w:val="en-US" w:eastAsia="zh-CN" w:bidi="ar-SA"/>
+        </w:rPr>
+        <w:t>0.854      0.541</w:t>
+      </w:r>
+    </w:p>
+    <w:p>
+      <w:pPr>
+        <w:rPr>
+          <w:rFonts w:hint="default" w:cstheme="minorBidi"/>
+          <w:kern w:val="2"/>
+          <w:sz w:val="21"/>
+          <w:szCs w:val="24"/>
+          <w:lang w:val="en-US" w:eastAsia="zh-CN" w:bidi="ar-SA"/>
+        </w:rPr>
+      </w:pPr>
+    </w:p>
+    <w:p>
+      <w:pPr>
+        <w:rPr>
+          <w:rFonts w:hint="default" w:cstheme="minorBidi"/>
+          <w:kern w:val="2"/>
+          <w:sz w:val="21"/>
+          <w:szCs w:val="24"/>
+          <w:lang w:val="en-US" w:eastAsia="zh-CN" w:bidi="ar-SA"/>
+        </w:rPr>
+      </w:pPr>
+    </w:p>
+    <w:p>
+      <w:pPr>
+        <w:rPr>
+          <w:rFonts w:hint="default" w:cstheme="minorBidi"/>
+          <w:kern w:val="2"/>
+          <w:sz w:val="21"/>
+          <w:szCs w:val="24"/>
+          <w:lang w:val="en-US" w:eastAsia="zh-CN" w:bidi="ar-SA"/>
+        </w:rPr>
+      </w:pPr>
+      <w:r>
+        <w:rPr>
+          <w:rFonts w:hint="eastAsia" w:cstheme="minorBidi"/>
+          <w:kern w:val="2"/>
+          <w:sz w:val="21"/>
+          <w:szCs w:val="24"/>
+          <w:lang w:val="en-US" w:eastAsia="zh-CN" w:bidi="ar-SA"/>
+        </w:rPr>
+        <w:t>单2 gamma=0.01</w:t>
+      </w:r>
+    </w:p>
+    <w:p>
+      <w:pPr>
+        <w:rPr>
+          <w:rFonts w:hint="eastAsia" w:cstheme="minorBidi"/>
+          <w:kern w:val="2"/>
+          <w:sz w:val="21"/>
+          <w:szCs w:val="24"/>
+          <w:lang w:val="en-US" w:eastAsia="zh-CN" w:bidi="ar-SA"/>
+        </w:rPr>
+      </w:pPr>
+      <w:r>
+        <w:rPr>
+          <w:rFonts w:hint="eastAsia" w:cstheme="minorBidi"/>
+          <w:kern w:val="2"/>
+          <w:sz w:val="21"/>
+          <w:szCs w:val="24"/>
+          <w:lang w:val="en-US" w:eastAsia="zh-CN" w:bidi="ar-SA"/>
+        </w:rPr>
+        <w:t>0.866      0.548</w:t>
+      </w:r>
+      <w:bookmarkStart w:id="0" w:name="_GoBack"/>
+      <w:bookmarkEnd w:id="0"/>
+    </w:p>
+    <w:p>
+      <w:pPr>
+        <w:rPr>
+          <w:rFonts w:hint="default" w:cstheme="minorBidi"/>
           <w:kern w:val="2"/>
           <w:sz w:val="21"/>
           <w:szCs w:val="24"/>
@@ -4769,7 +5237,7 @@
     <w:lsdException w:qFormat="1" w:unhideWhenUsed="0" w:uiPriority="0" w:semiHidden="0" w:name="Title"/>
     <w:lsdException w:unhideWhenUsed="0" w:uiPriority="0" w:semiHidden="0" w:name="Closing"/>
     <w:lsdException w:unhideWhenUsed="0" w:uiPriority="0" w:semiHidden="0" w:name="Signature"/>
-    <w:lsdException w:unhideWhenUsed="0" w:uiPriority="0" w:name="Default Paragraph Font"/>
+    <w:lsdException w:qFormat="1" w:unhideWhenUsed="0" w:uiPriority="0" w:name="Default Paragraph Font"/>
     <w:lsdException w:unhideWhenUsed="0" w:uiPriority="0" w:semiHidden="0" w:name="Body Text"/>
     <w:lsdException w:unhideWhenUsed="0" w:uiPriority="0" w:semiHidden="0" w:name="Body Text Indent"/>
     <w:lsdException w:unhideWhenUsed="0" w:uiPriority="0" w:semiHidden="0" w:name="List Continue"/>
@@ -4796,7 +5264,7 @@
     <w:lsdException w:unhideWhenUsed="0" w:uiPriority="0" w:semiHidden="0" w:name="Document Map"/>
     <w:lsdException w:unhideWhenUsed="0" w:uiPriority="0" w:semiHidden="0" w:name="Plain Text"/>
     <w:lsdException w:unhideWhenUsed="0" w:uiPriority="0" w:semiHidden="0" w:name="E-mail Signature"/>
-    <w:lsdException w:unhideWhenUsed="0" w:uiPriority="0" w:semiHidden="0" w:name="Normal (Web)"/>
+    <w:lsdException w:qFormat="1" w:unhideWhenUsed="0" w:uiPriority="0" w:semiHidden="0" w:name="Normal (Web)"/>
     <w:lsdException w:unhideWhenUsed="0" w:uiPriority="0" w:semiHidden="0" w:name="HTML Acronym"/>
     <w:lsdException w:unhideWhenUsed="0" w:uiPriority="0" w:semiHidden="0" w:name="HTML Address"/>
     <w:lsdException w:unhideWhenUsed="0" w:uiPriority="0" w:semiHidden="0" w:name="HTML Cite"/>
@@ -5010,6 +5478,7 @@
   <w:style w:type="character" w:default="1" w:styleId="6">
     <w:name w:val="Default Paragraph Font"/>
     <w:semiHidden/>
+    <w:qFormat/>
     <w:uiPriority w:val="0"/>
   </w:style>
   <w:style w:type="table" w:default="1" w:styleId="5">
@@ -5029,6 +5498,7 @@
   <w:style w:type="paragraph" w:styleId="4">
     <w:name w:val="Normal (Web)"/>
     <w:basedOn w:val="1"/>
+    <w:qFormat/>
     <w:uiPriority w:val="0"/>
     <w:pPr>
       <w:spacing w:before="0" w:beforeAutospacing="1" w:after="0" w:afterAutospacing="1"/>

--- a/项目问题.docx
+++ b/项目问题.docx
@@ -5137,8 +5137,265 @@
         </w:rPr>
         <w:t>0.866      0.548</w:t>
       </w:r>
+    </w:p>
+    <w:p>
+      <w:pPr>
+        <w:rPr>
+          <w:rFonts w:hint="eastAsia" w:cstheme="minorBidi"/>
+          <w:kern w:val="2"/>
+          <w:sz w:val="21"/>
+          <w:szCs w:val="24"/>
+          <w:lang w:val="en-US" w:eastAsia="zh-CN" w:bidi="ar-SA"/>
+        </w:rPr>
+      </w:pPr>
+    </w:p>
+    <w:p>
+      <w:pPr>
+        <w:rPr>
+          <w:rFonts w:hint="eastAsia" w:cstheme="minorBidi"/>
+          <w:kern w:val="2"/>
+          <w:sz w:val="21"/>
+          <w:szCs w:val="24"/>
+          <w:lang w:val="en-US" w:eastAsia="zh-CN" w:bidi="ar-SA"/>
+        </w:rPr>
+      </w:pPr>
+    </w:p>
+    <w:p>
+      <w:pPr>
+        <w:rPr>
+          <w:rFonts w:hint="default" w:cstheme="minorBidi"/>
+          <w:kern w:val="2"/>
+          <w:sz w:val="21"/>
+          <w:szCs w:val="24"/>
+          <w:lang w:val="en-US" w:eastAsia="zh-CN" w:bidi="ar-SA"/>
+        </w:rPr>
+      </w:pPr>
+      <w:r>
+        <w:rPr>
+          <w:rFonts w:hint="eastAsia" w:cstheme="minorBidi"/>
+          <w:kern w:val="2"/>
+          <w:sz w:val="21"/>
+          <w:szCs w:val="24"/>
+          <w:lang w:val="en-US" w:eastAsia="zh-CN" w:bidi="ar-SA"/>
+        </w:rPr>
+        <w:t>6.6</w:t>
+      </w:r>
+    </w:p>
+    <w:p>
+      <w:pPr>
+        <w:rPr>
+          <w:rFonts w:hint="eastAsia" w:cstheme="minorBidi"/>
+          <w:kern w:val="2"/>
+          <w:sz w:val="21"/>
+          <w:szCs w:val="24"/>
+          <w:lang w:val="en-US" w:eastAsia="zh-CN" w:bidi="ar-SA"/>
+        </w:rPr>
+      </w:pPr>
+      <w:r>
+        <w:rPr>
+          <w:rFonts w:hint="eastAsia" w:cstheme="minorBidi"/>
+          <w:kern w:val="2"/>
+          <w:sz w:val="21"/>
+          <w:szCs w:val="24"/>
+          <w:lang w:val="en-US" w:eastAsia="zh-CN" w:bidi="ar-SA"/>
+        </w:rPr>
+        <w:t>只换稳定 A-star（all layers）：</w:t>
+      </w:r>
+    </w:p>
+    <w:p>
+      <w:pPr>
+        <w:rPr>
+          <w:rFonts w:hint="default" w:cstheme="minorBidi"/>
+          <w:kern w:val="2"/>
+          <w:sz w:val="21"/>
+          <w:szCs w:val="24"/>
+          <w:lang w:val="en-US" w:eastAsia="zh-CN" w:bidi="ar-SA"/>
+        </w:rPr>
+      </w:pPr>
+      <w:r>
+        <w:rPr>
+          <w:rFonts w:hint="eastAsia" w:cstheme="minorBidi"/>
+          <w:kern w:val="2"/>
+          <w:sz w:val="21"/>
+          <w:szCs w:val="24"/>
+          <w:lang w:val="en-US" w:eastAsia="zh-CN" w:bidi="ar-SA"/>
+        </w:rPr>
+        <w:t>运行了20轮，很低，感觉没希望</w:t>
+      </w:r>
+      <w:r>
+        <w:drawing>
+          <wp:inline distT="0" distB="0" distL="114300" distR="114300">
+            <wp:extent cx="5273040" cy="2187575"/>
+            <wp:effectExtent l="0" t="0" r="10160" b="9525"/>
+            <wp:docPr id="1" name="图片 1"/>
+            <wp:cNvGraphicFramePr>
+              <a:graphicFrameLocks xmlns:a="http://schemas.openxmlformats.org/drawingml/2006/main" noChangeAspect="1"/>
+            </wp:cNvGraphicFramePr>
+            <a:graphic xmlns:a="http://schemas.openxmlformats.org/drawingml/2006/main">
+              <a:graphicData uri="http://schemas.openxmlformats.org/drawingml/2006/picture">
+                <pic:pic xmlns:pic="http://schemas.openxmlformats.org/drawingml/2006/picture">
+                  <pic:nvPicPr>
+                    <pic:cNvPr id="1" name="图片 1"/>
+                    <pic:cNvPicPr>
+                      <a:picLocks noChangeAspect="1"/>
+                    </pic:cNvPicPr>
+                  </pic:nvPicPr>
+                  <pic:blipFill>
+                    <a:blip r:embed="rId5"/>
+                    <a:stretch>
+                      <a:fillRect/>
+                    </a:stretch>
+                  </pic:blipFill>
+                  <pic:spPr>
+                    <a:xfrm>
+                      <a:off x="0" y="0"/>
+                      <a:ext cx="5273040" cy="2187575"/>
+                    </a:xfrm>
+                    <a:prstGeom prst="rect">
+                      <a:avLst/>
+                    </a:prstGeom>
+                    <a:noFill/>
+                    <a:ln>
+                      <a:noFill/>
+                    </a:ln>
+                  </pic:spPr>
+                </pic:pic>
+              </a:graphicData>
+            </a:graphic>
+          </wp:inline>
+        </w:drawing>
+      </w:r>
+    </w:p>
+    <w:p>
+      <w:pPr>
+        <w:rPr>
+          <w:rFonts w:hint="default" w:cstheme="minorBidi"/>
+          <w:kern w:val="2"/>
+          <w:sz w:val="21"/>
+          <w:szCs w:val="24"/>
+          <w:lang w:val="en-US" w:eastAsia="zh-CN" w:bidi="ar-SA"/>
+        </w:rPr>
+      </w:pPr>
+    </w:p>
+    <w:p>
+      <w:pPr>
+        <w:rPr>
+          <w:rFonts w:hint="default" w:cstheme="minorBidi"/>
+          <w:kern w:val="2"/>
+          <w:sz w:val="21"/>
+          <w:szCs w:val="24"/>
+          <w:lang w:val="en-US" w:eastAsia="zh-CN" w:bidi="ar-SA"/>
+        </w:rPr>
+      </w:pPr>
+    </w:p>
+    <w:p>
+      <w:pPr>
+        <w:rPr>
+          <w:rFonts w:hint="eastAsia" w:cstheme="minorBidi"/>
+          <w:kern w:val="2"/>
+          <w:sz w:val="21"/>
+          <w:szCs w:val="24"/>
+          <w:lang w:val="en-US" w:eastAsia="zh-CN" w:bidi="ar-SA"/>
+        </w:rPr>
+      </w:pPr>
+      <w:r>
+        <w:rPr>
+          <w:rFonts w:hint="eastAsia" w:cstheme="minorBidi"/>
+          <w:kern w:val="2"/>
+          <w:sz w:val="21"/>
+          <w:szCs w:val="24"/>
+          <w:lang w:val="en-US" w:eastAsia="zh-CN" w:bidi="ar-SA"/>
+        </w:rPr>
+        <w:t>只换不稳定Astar（之前版本，全替换）：</w:t>
+      </w:r>
+    </w:p>
+    <w:p>
+      <w:pPr>
+        <w:rPr>
+          <w:rFonts w:hint="default" w:cstheme="minorBidi"/>
+          <w:kern w:val="2"/>
+          <w:sz w:val="21"/>
+          <w:szCs w:val="24"/>
+          <w:lang w:val="en-US" w:eastAsia="zh-CN" w:bidi="ar-SA"/>
+        </w:rPr>
+      </w:pPr>
       <w:bookmarkStart w:id="0" w:name="_GoBack"/>
       <w:bookmarkEnd w:id="0"/>
+    </w:p>
+    <w:p>
+      <w:pPr>
+        <w:rPr>
+          <w:rFonts w:hint="default" w:cstheme="minorBidi"/>
+          <w:kern w:val="2"/>
+          <w:sz w:val="21"/>
+          <w:szCs w:val="24"/>
+          <w:lang w:val="en-US" w:eastAsia="zh-CN" w:bidi="ar-SA"/>
+        </w:rPr>
+      </w:pPr>
+    </w:p>
+    <w:p>
+      <w:pPr>
+        <w:rPr>
+          <w:rFonts w:hint="default" w:cstheme="minorBidi"/>
+          <w:kern w:val="2"/>
+          <w:sz w:val="21"/>
+          <w:szCs w:val="24"/>
+          <w:lang w:val="en-US" w:eastAsia="zh-CN" w:bidi="ar-SA"/>
+        </w:rPr>
+      </w:pPr>
+    </w:p>
+    <w:p>
+      <w:pPr>
+        <w:rPr>
+          <w:rFonts w:hint="default" w:cstheme="minorBidi"/>
+          <w:kern w:val="2"/>
+          <w:sz w:val="21"/>
+          <w:szCs w:val="24"/>
+          <w:lang w:val="en-US" w:eastAsia="zh-CN" w:bidi="ar-SA"/>
+        </w:rPr>
+      </w:pPr>
+    </w:p>
+    <w:p>
+      <w:pPr>
+        <w:rPr>
+          <w:rFonts w:hint="eastAsia" w:cstheme="minorBidi"/>
+          <w:kern w:val="2"/>
+          <w:sz w:val="21"/>
+          <w:szCs w:val="24"/>
+          <w:lang w:val="en-US" w:eastAsia="zh-CN" w:bidi="ar-SA"/>
+        </w:rPr>
+      </w:pPr>
+      <w:r>
+        <w:rPr>
+          <w:rFonts w:hint="eastAsia" w:cstheme="minorBidi"/>
+          <w:kern w:val="2"/>
+          <w:sz w:val="21"/>
+          <w:szCs w:val="24"/>
+          <w:lang w:val="en-US" w:eastAsia="zh-CN" w:bidi="ar-SA"/>
+        </w:rPr>
+        <w:t>考虑要不要不用稳定的A-star</w:t>
+      </w:r>
+    </w:p>
+    <w:p>
+      <w:pPr>
+        <w:rPr>
+          <w:rFonts w:hint="default" w:cstheme="minorBidi"/>
+          <w:kern w:val="2"/>
+          <w:sz w:val="21"/>
+          <w:szCs w:val="24"/>
+          <w:lang w:val="en-US" w:eastAsia="zh-CN" w:bidi="ar-SA"/>
+        </w:rPr>
+      </w:pPr>
+      <w:r>
+        <w:rPr>
+          <w:rFonts w:hint="eastAsia" w:cstheme="minorBidi"/>
+          <w:kern w:val="2"/>
+          <w:sz w:val="21"/>
+          <w:szCs w:val="24"/>
+          <w:lang w:val="en-US" w:eastAsia="zh-CN" w:bidi="ar-SA"/>
+        </w:rPr>
+        <w:t>先把A-satr部分的弄好，再考虑复合的。</w:t>
+      </w:r>
     </w:p>
     <w:p>
       <w:pPr>
